--- a/lessons/4-7/homework.docx
+++ b/lessons/4-7/homework.docx
@@ -106,7 +106,55 @@
     </w:p>
     <w:p>
       <w:pPr>
-        <w:spacing w:after="60"/>
+        <w:keepNext/>
+        <w:spacing w:after="20" w:before="80"/>
+        <w:jc w:val="center"/>
+      </w:pPr>
+      <w:r>
+        <w:drawing>
+          <wp:inline distT="0" distB="0" distL="0" distR="0">
+            <wp:extent cx="1047750" cy="790575"/>
+            <wp:effectExtent t="0" r="0" b="0" l="0"/>
+            <wp:docPr id="1" name="" descr="" title=""/>
+            <wp:cNvGraphicFramePr>
+              <a:graphicFrameLocks xmlns:a="http://schemas.openxmlformats.org/drawingml/2006/main" noChangeAspect="1"/>
+            </wp:cNvGraphicFramePr>
+            <a:graphic xmlns:a="http://schemas.openxmlformats.org/drawingml/2006/main">
+              <a:graphicData uri="http://schemas.openxmlformats.org/drawingml/2006/picture">
+                <pic:pic xmlns:pic="http://schemas.openxmlformats.org/drawingml/2006/picture">
+                  <pic:nvPicPr>
+                    <pic:cNvPr id="0" name="" descr=""/>
+                    <pic:cNvPicPr>
+                      <a:picLocks noChangeAspect="1" noChangeArrowheads="1"/>
+                    </pic:cNvPicPr>
+                  </pic:nvPicPr>
+                  <pic:blipFill>
+                    <a:blip r:embed="rId7" cstate="none"/>
+                    <a:srcRect/>
+                    <a:stretch>
+                      <a:fillRect/>
+                    </a:stretch>
+                  </pic:blipFill>
+                  <pic:spPr bwMode="auto">
+                    <a:xfrm>
+                      <a:off x="0" y="0"/>
+                      <a:ext cx="1047750" cy="790575"/>
+                    </a:xfrm>
+                    <a:prstGeom prst="rect">
+                      <a:avLst/>
+                    </a:prstGeom>
+                  </pic:spPr>
+                </pic:pic>
+              </a:graphicData>
+            </a:graphic>
+          </wp:inline>
+        </w:drawing>
+      </w:r>
+    </w:p>
+    <w:p>
+      <w:pPr>
+        <w:keepNext/>
+        <w:spacing w:after="120"/>
       </w:pPr>
       <w:r>
         <w:rPr>
@@ -116,12 +164,60 @@
         <w:t xml:space="preserve">Unit Rate (Tasa unitaria)</w:t>
       </w:r>
       <w:r>
-        <w:t xml:space="preserve"> — A rate simplified so the second quantity is 1</w:t>
-      </w:r>
-    </w:p>
-    <w:p>
-      <w:pPr>
-        <w:spacing w:after="60"/>
+        <w:t xml:space="preserve"> — A rate for just 1 of something, like cost for 1 item.</w:t>
+      </w:r>
+    </w:p>
+    <w:p>
+      <w:pPr>
+        <w:keepNext/>
+        <w:spacing w:after="20" w:before="80"/>
+        <w:jc w:val="center"/>
+      </w:pPr>
+      <w:r>
+        <w:drawing>
+          <wp:inline distT="0" distB="0" distL="0" distR="0">
+            <wp:extent cx="1047750" cy="790575"/>
+            <wp:effectExtent t="0" r="0" b="0" l="0"/>
+            <wp:docPr id="1" name="" descr="" title=""/>
+            <wp:cNvGraphicFramePr>
+              <a:graphicFrameLocks xmlns:a="http://schemas.openxmlformats.org/drawingml/2006/main" noChangeAspect="1"/>
+            </wp:cNvGraphicFramePr>
+            <a:graphic xmlns:a="http://schemas.openxmlformats.org/drawingml/2006/main">
+              <a:graphicData uri="http://schemas.openxmlformats.org/drawingml/2006/picture">
+                <pic:pic xmlns:pic="http://schemas.openxmlformats.org/drawingml/2006/picture">
+                  <pic:nvPicPr>
+                    <pic:cNvPr id="0" name="" descr=""/>
+                    <pic:cNvPicPr>
+                      <a:picLocks noChangeAspect="1" noChangeArrowheads="1"/>
+                    </pic:cNvPicPr>
+                  </pic:nvPicPr>
+                  <pic:blipFill>
+                    <a:blip r:embed="rId7" cstate="none"/>
+                    <a:srcRect/>
+                    <a:stretch>
+                      <a:fillRect/>
+                    </a:stretch>
+                  </pic:blipFill>
+                  <pic:spPr bwMode="auto">
+                    <a:xfrm>
+                      <a:off x="0" y="0"/>
+                      <a:ext cx="1047750" cy="790575"/>
+                    </a:xfrm>
+                    <a:prstGeom prst="rect">
+                      <a:avLst/>
+                    </a:prstGeom>
+                  </pic:spPr>
+                </pic:pic>
+              </a:graphicData>
+            </a:graphic>
+          </wp:inline>
+        </w:drawing>
+      </w:r>
+    </w:p>
+    <w:p>
+      <w:pPr>
+        <w:keepNext/>
+        <w:spacing w:after="120"/>
       </w:pPr>
       <w:r>
         <w:rPr>
@@ -131,12 +227,60 @@
         <w:t xml:space="preserve">Better Buy (Mejor compra)</w:t>
       </w:r>
       <w:r>
-        <w:t xml:space="preserve"> — The option with the lower unit rate (lower cost per unit)</w:t>
-      </w:r>
-    </w:p>
-    <w:p>
-      <w:pPr>
-        <w:spacing w:after="60"/>
+        <w:t xml:space="preserve"> — The choice that costs less for each item.</w:t>
+      </w:r>
+    </w:p>
+    <w:p>
+      <w:pPr>
+        <w:keepNext/>
+        <w:spacing w:after="20" w:before="80"/>
+        <w:jc w:val="center"/>
+      </w:pPr>
+      <w:r>
+        <w:drawing>
+          <wp:inline distT="0" distB="0" distL="0" distR="0">
+            <wp:extent cx="1047750" cy="790575"/>
+            <wp:effectExtent t="0" r="0" b="0" l="0"/>
+            <wp:docPr id="1" name="" descr="" title=""/>
+            <wp:cNvGraphicFramePr>
+              <a:graphicFrameLocks xmlns:a="http://schemas.openxmlformats.org/drawingml/2006/main" noChangeAspect="1"/>
+            </wp:cNvGraphicFramePr>
+            <a:graphic xmlns:a="http://schemas.openxmlformats.org/drawingml/2006/main">
+              <a:graphicData uri="http://schemas.openxmlformats.org/drawingml/2006/picture">
+                <pic:pic xmlns:pic="http://schemas.openxmlformats.org/drawingml/2006/picture">
+                  <pic:nvPicPr>
+                    <pic:cNvPr id="0" name="" descr=""/>
+                    <pic:cNvPicPr>
+                      <a:picLocks noChangeAspect="1" noChangeArrowheads="1"/>
+                    </pic:cNvPicPr>
+                  </pic:nvPicPr>
+                  <pic:blipFill>
+                    <a:blip r:embed="rId8" cstate="none"/>
+                    <a:srcRect/>
+                    <a:stretch>
+                      <a:fillRect/>
+                    </a:stretch>
+                  </pic:blipFill>
+                  <pic:spPr bwMode="auto">
+                    <a:xfrm>
+                      <a:off x="0" y="0"/>
+                      <a:ext cx="1047750" cy="790575"/>
+                    </a:xfrm>
+                    <a:prstGeom prst="rect">
+                      <a:avLst/>
+                    </a:prstGeom>
+                  </pic:spPr>
+                </pic:pic>
+              </a:graphicData>
+            </a:graphic>
+          </wp:inline>
+        </w:drawing>
+      </w:r>
+    </w:p>
+    <w:p>
+      <w:pPr>
+        <w:keepNext/>
+        <w:spacing w:after="120"/>
       </w:pPr>
       <w:r>
         <w:rPr>
@@ -146,12 +290,60 @@
         <w:t xml:space="preserve">Comparison (Comparación)</w:t>
       </w:r>
       <w:r>
-        <w:t xml:space="preserve"> — Looking at two or more values to see which is greater or lesser</w:t>
-      </w:r>
-    </w:p>
-    <w:p>
-      <w:pPr>
-        <w:spacing w:after="60"/>
+        <w:t xml:space="preserve"> — Looking at numbers to see which is bigger or smaller.</w:t>
+      </w:r>
+    </w:p>
+    <w:p>
+      <w:pPr>
+        <w:keepNext/>
+        <w:spacing w:after="20" w:before="80"/>
+        <w:jc w:val="center"/>
+      </w:pPr>
+      <w:r>
+        <w:drawing>
+          <wp:inline distT="0" distB="0" distL="0" distR="0">
+            <wp:extent cx="1047750" cy="790575"/>
+            <wp:effectExtent t="0" r="0" b="0" l="0"/>
+            <wp:docPr id="1" name="" descr="" title=""/>
+            <wp:cNvGraphicFramePr>
+              <a:graphicFrameLocks xmlns:a="http://schemas.openxmlformats.org/drawingml/2006/main" noChangeAspect="1"/>
+            </wp:cNvGraphicFramePr>
+            <a:graphic xmlns:a="http://schemas.openxmlformats.org/drawingml/2006/main">
+              <a:graphicData uri="http://schemas.openxmlformats.org/drawingml/2006/picture">
+                <pic:pic xmlns:pic="http://schemas.openxmlformats.org/drawingml/2006/picture">
+                  <pic:nvPicPr>
+                    <pic:cNvPr id="0" name="" descr=""/>
+                    <pic:cNvPicPr>
+                      <a:picLocks noChangeAspect="1" noChangeArrowheads="1"/>
+                    </pic:cNvPicPr>
+                  </pic:nvPicPr>
+                  <pic:blipFill>
+                    <a:blip r:embed="rId7" cstate="none"/>
+                    <a:srcRect/>
+                    <a:stretch>
+                      <a:fillRect/>
+                    </a:stretch>
+                  </pic:blipFill>
+                  <pic:spPr bwMode="auto">
+                    <a:xfrm>
+                      <a:off x="0" y="0"/>
+                      <a:ext cx="1047750" cy="790575"/>
+                    </a:xfrm>
+                    <a:prstGeom prst="rect">
+                      <a:avLst/>
+                    </a:prstGeom>
+                  </pic:spPr>
+                </pic:pic>
+              </a:graphicData>
+            </a:graphic>
+          </wp:inline>
+        </w:drawing>
+      </w:r>
+    </w:p>
+    <w:p>
+      <w:pPr>
+        <w:keepNext/>
+        <w:spacing w:after="120"/>
       </w:pPr>
       <w:r>
         <w:rPr>
@@ -161,12 +353,60 @@
         <w:t xml:space="preserve">Per Unit (Por unidad)</w:t>
       </w:r>
       <w:r>
-        <w:t xml:space="preserve"> — For each single item or single unit of measurement</w:t>
-      </w:r>
-    </w:p>
-    <w:p>
-      <w:pPr>
-        <w:spacing w:after="60"/>
+        <w:t xml:space="preserve"> — For each single item.</w:t>
+      </w:r>
+    </w:p>
+    <w:p>
+      <w:pPr>
+        <w:keepNext/>
+        <w:spacing w:after="20" w:before="80"/>
+        <w:jc w:val="center"/>
+      </w:pPr>
+      <w:r>
+        <w:drawing>
+          <wp:inline distT="0" distB="0" distL="0" distR="0">
+            <wp:extent cx="1047750" cy="790575"/>
+            <wp:effectExtent t="0" r="0" b="0" l="0"/>
+            <wp:docPr id="1" name="" descr="" title=""/>
+            <wp:cNvGraphicFramePr>
+              <a:graphicFrameLocks xmlns:a="http://schemas.openxmlformats.org/drawingml/2006/main" noChangeAspect="1"/>
+            </wp:cNvGraphicFramePr>
+            <a:graphic xmlns:a="http://schemas.openxmlformats.org/drawingml/2006/main">
+              <a:graphicData uri="http://schemas.openxmlformats.org/drawingml/2006/picture">
+                <pic:pic xmlns:pic="http://schemas.openxmlformats.org/drawingml/2006/picture">
+                  <pic:nvPicPr>
+                    <pic:cNvPr id="0" name="" descr=""/>
+                    <pic:cNvPicPr>
+                      <a:picLocks noChangeAspect="1" noChangeArrowheads="1"/>
+                    </pic:cNvPicPr>
+                  </pic:nvPicPr>
+                  <pic:blipFill>
+                    <a:blip r:embed="rId7" cstate="none"/>
+                    <a:srcRect/>
+                    <a:stretch>
+                      <a:fillRect/>
+                    </a:stretch>
+                  </pic:blipFill>
+                  <pic:spPr bwMode="auto">
+                    <a:xfrm>
+                      <a:off x="0" y="0"/>
+                      <a:ext cx="1047750" cy="790575"/>
+                    </a:xfrm>
+                    <a:prstGeom prst="rect">
+                      <a:avLst/>
+                    </a:prstGeom>
+                  </pic:spPr>
+                </pic:pic>
+              </a:graphicData>
+            </a:graphic>
+          </wp:inline>
+        </w:drawing>
+      </w:r>
+    </w:p>
+    <w:p>
+      <w:pPr>
+        <w:keepNext/>
+        <w:spacing w:after="120"/>
       </w:pPr>
       <w:r>
         <w:rPr>
@@ -176,12 +416,60 @@
         <w:t xml:space="preserve">Rate (Tasa)</w:t>
       </w:r>
       <w:r>
-        <w:t xml:space="preserve"> — A ratio that compares two quantities with different units</w:t>
-      </w:r>
-    </w:p>
-    <w:p>
-      <w:pPr>
-        <w:spacing w:after="60"/>
+        <w:t xml:space="preserve"> — A ratio comparing two amounts with different units, like miles per hour.</w:t>
+      </w:r>
+    </w:p>
+    <w:p>
+      <w:pPr>
+        <w:keepNext/>
+        <w:spacing w:after="20" w:before="80"/>
+        <w:jc w:val="center"/>
+      </w:pPr>
+      <w:r>
+        <w:drawing>
+          <wp:inline distT="0" distB="0" distL="0" distR="0">
+            <wp:extent cx="1047750" cy="790575"/>
+            <wp:effectExtent t="0" r="0" b="0" l="0"/>
+            <wp:docPr id="1" name="" descr="" title=""/>
+            <wp:cNvGraphicFramePr>
+              <a:graphicFrameLocks xmlns:a="http://schemas.openxmlformats.org/drawingml/2006/main" noChangeAspect="1"/>
+            </wp:cNvGraphicFramePr>
+            <a:graphic xmlns:a="http://schemas.openxmlformats.org/drawingml/2006/main">
+              <a:graphicData uri="http://schemas.openxmlformats.org/drawingml/2006/picture">
+                <pic:pic xmlns:pic="http://schemas.openxmlformats.org/drawingml/2006/picture">
+                  <pic:nvPicPr>
+                    <pic:cNvPr id="0" name="" descr=""/>
+                    <pic:cNvPicPr>
+                      <a:picLocks noChangeAspect="1" noChangeArrowheads="1"/>
+                    </pic:cNvPicPr>
+                  </pic:nvPicPr>
+                  <pic:blipFill>
+                    <a:blip r:embed="rId9" cstate="none"/>
+                    <a:srcRect/>
+                    <a:stretch>
+                      <a:fillRect/>
+                    </a:stretch>
+                  </pic:blipFill>
+                  <pic:spPr bwMode="auto">
+                    <a:xfrm>
+                      <a:off x="0" y="0"/>
+                      <a:ext cx="1047750" cy="790575"/>
+                    </a:xfrm>
+                    <a:prstGeom prst="rect">
+                      <a:avLst/>
+                    </a:prstGeom>
+                  </pic:spPr>
+                </pic:pic>
+              </a:graphicData>
+            </a:graphic>
+          </wp:inline>
+        </w:drawing>
+      </w:r>
+    </w:p>
+    <w:p>
+      <w:pPr>
+        <w:keepNext/>
+        <w:spacing w:after="120"/>
       </w:pPr>
       <w:r>
         <w:rPr>
@@ -191,7 +479,7 @@
         <w:t xml:space="preserve">Proportion (Proporción)</w:t>
       </w:r>
       <w:r>
-        <w:t xml:space="preserve"> — An equation that shows two ratios are equivalent, used to solve for unknowns</w:t>
+        <w:t xml:space="preserve"> — A math sentence saying two ratios are equal. It helps find a missing number.</w:t>
       </w:r>
     </w:p>
     <w:p>

--- a/lessons/4-7/homework.docx
+++ b/lessons/4-7/homework.docx
@@ -24,7 +24,7 @@
           <w:i/>
           <w:iCs/>
         </w:rPr>
-        <w:t xml:space="preserve">Lesson 4-7  •  Standard 6.RP.3b</w:t>
+        <w:t xml:space="preserve">Lesson 4-7  •  Standard 6.AT.2</w:t>
       </w:r>
     </w:p>
     <w:p>
@@ -1059,39 +1059,43 @@
           <w:b/>
           <w:bCs/>
         </w:rPr>
-        <w:t xml:space="preserve">7. Apples cost $3 for 2 pounds. What is the price per pound?</w:t>
-      </w:r>
-    </w:p>
-    <w:p>
-      <w:pPr>
-        <w:spacing w:after="40" w:before="0"/>
-      </w:pPr>
-      <w:r>
-        <w:t xml:space="preserve">     A. $1.50</w:t>
-      </w:r>
-    </w:p>
-    <w:p>
-      <w:pPr>
-        <w:spacing w:after="40" w:before="0"/>
-      </w:pPr>
-      <w:r>
-        <w:t xml:space="preserve">     B. $6.00</w:t>
-      </w:r>
-    </w:p>
-    <w:p>
-      <w:pPr>
-        <w:spacing w:after="40" w:before="0"/>
-      </w:pPr>
-      <w:r>
-        <w:t xml:space="preserve">     C. $0.67</w:t>
-      </w:r>
-    </w:p>
-    <w:p>
-      <w:pPr>
-        <w:spacing w:after="40" w:before="0"/>
-      </w:pPr>
-      <w:r>
-        <w:t xml:space="preserve">     D. $5.00</w:t>
+        <w:t xml:space="preserve">7. onLevel — Spot the Common Mistake</w:t>
+      </w:r>
+    </w:p>
+    <w:p>
+      <w:pPr>
+        <w:spacing w:after="40" w:before="0"/>
+      </w:pPr>
+      <w:r>
+        <w:t xml:space="preserve">   Step 1 (Read): A student is working on Solve Problems with Unit Rates.</w:t>
+      </w:r>
+    </w:p>
+    <w:p>
+      <w:pPr>
+        <w:spacing w:after="40" w:before="0"/>
+      </w:pPr>
+      <w:r>
+        <w:t xml:space="preserve">   Step 2 (Attempt): They ignored the rule: Divide the price by the number of items to get the cost per unit. The lower cost per unit is the better buy.</w:t>
+      </w:r>
+    </w:p>
+    <w:p>
+      <w:pPr>
+        <w:spacing w:after="40" w:before="0"/>
+      </w:pPr>
+      <w:r>
+        <w:t xml:space="preserve">   Step 3 (Check): The answer does not match the math rule from class.</w:t>
+      </w:r>
+    </w:p>
+    <w:p>
+      <w:pPr>
+        <w:spacing w:after="60" w:before="0"/>
+      </w:pPr>
+      <w:r>
+        <w:rPr>
+          <w:i/>
+          <w:iCs/>
+        </w:rPr>
+        <w:t xml:space="preserve">Which step has the mistake? Explain and fix it:</w:t>
       </w:r>
     </w:p>
     <w:p>
@@ -1107,6 +1111,28 @@
     </w:p>
     <w:p>
       <w:pPr>
+        <w:spacing w:after="60" w:before="120"/>
+      </w:pPr>
+      <w:r>
+        <w:rPr>
+          <w:color w:val="BBBBBB"/>
+        </w:rPr>
+        <w:t xml:space="preserve">______________________________________________________________________</w:t>
+      </w:r>
+    </w:p>
+    <w:p>
+      <w:pPr>
+        <w:spacing w:after="60" w:before="120"/>
+      </w:pPr>
+      <w:r>
+        <w:rPr>
+          <w:color w:val="BBBBBB"/>
+        </w:rPr>
+        <w:t xml:space="preserve">______________________________________________________________________</w:t>
+      </w:r>
+    </w:p>
+    <w:p>
+      <w:pPr>
         <w:spacing w:after="80" w:before="0"/>
       </w:pPr>
       <w:r>
@@ -1114,39 +1140,39 @@
           <w:b/>
           <w:bCs/>
         </w:rPr>
-        <w:t xml:space="preserve">8. A printer prints 90 pages in 6 minutes. How many pages per minute?</w:t>
-      </w:r>
-    </w:p>
-    <w:p>
-      <w:pPr>
-        <w:spacing w:after="40" w:before="0"/>
-      </w:pPr>
-      <w:r>
-        <w:t xml:space="preserve">     A. 15</w:t>
-      </w:r>
-    </w:p>
-    <w:p>
-      <w:pPr>
-        <w:spacing w:after="40" w:before="0"/>
-      </w:pPr>
-      <w:r>
-        <w:t xml:space="preserve">     B. 540</w:t>
-      </w:r>
-    </w:p>
-    <w:p>
-      <w:pPr>
-        <w:spacing w:after="40" w:before="0"/>
-      </w:pPr>
-      <w:r>
-        <w:t xml:space="preserve">     C. 84</w:t>
-      </w:r>
-    </w:p>
-    <w:p>
-      <w:pPr>
-        <w:spacing w:after="40" w:before="0"/>
-      </w:pPr>
-      <w:r>
-        <w:t xml:space="preserve">     D. 12</w:t>
+        <w:t xml:space="preserve">8. The snack bar compares two popcorn deals: 12 oz for $3.00 or 20 oz for $4.00. Which is the better buy?</w:t>
+      </w:r>
+    </w:p>
+    <w:p>
+      <w:pPr>
+        <w:spacing w:after="40" w:before="0"/>
+      </w:pPr>
+      <w:r>
+        <w:t xml:space="preserve">     A. 20 oz for $4.00 — $0.20 per oz</w:t>
+      </w:r>
+    </w:p>
+    <w:p>
+      <w:pPr>
+        <w:spacing w:after="40" w:before="0"/>
+      </w:pPr>
+      <w:r>
+        <w:t xml:space="preserve">     B. 12 oz for $3.00 — $0.25 per oz</w:t>
+      </w:r>
+    </w:p>
+    <w:p>
+      <w:pPr>
+        <w:spacing w:after="40" w:before="0"/>
+      </w:pPr>
+      <w:r>
+        <w:t xml:space="preserve">     C. They cost the same per ounce</w:t>
+      </w:r>
+    </w:p>
+    <w:p>
+      <w:pPr>
+        <w:spacing w:after="40" w:before="0"/>
+      </w:pPr>
+      <w:r>
+        <w:t xml:space="preserve">     D. Not enough information</w:t>
       </w:r>
     </w:p>
     <w:p>
@@ -1169,39 +1195,39 @@
           <w:b/>
           <w:bCs/>
         </w:rPr>
-        <w:t xml:space="preserve">9. At 55 miles per hour, how far do you travel in 4 hours?</w:t>
-      </w:r>
-    </w:p>
-    <w:p>
-      <w:pPr>
-        <w:spacing w:after="40" w:before="0"/>
-      </w:pPr>
-      <w:r>
-        <w:t xml:space="preserve">     A. 220 miles</w:t>
-      </w:r>
-    </w:p>
-    <w:p>
-      <w:pPr>
-        <w:spacing w:after="40" w:before="0"/>
-      </w:pPr>
-      <w:r>
-        <w:t xml:space="preserve">     B. 59 miles</w:t>
-      </w:r>
-    </w:p>
-    <w:p>
-      <w:pPr>
-        <w:spacing w:after="40" w:before="0"/>
-      </w:pPr>
-      <w:r>
-        <w:t xml:space="preserve">     C. 14 miles</w:t>
-      </w:r>
-    </w:p>
-    <w:p>
-      <w:pPr>
-        <w:spacing w:after="40" w:before="0"/>
-      </w:pPr>
-      <w:r>
-        <w:t xml:space="preserve">     D. 200 miles</w:t>
+        <w:t xml:space="preserve">9. The delivery van brings arcade supplies 150 miles in 3 hours. What is the unit rate in miles per hour?</w:t>
+      </w:r>
+    </w:p>
+    <w:p>
+      <w:pPr>
+        <w:spacing w:after="40" w:before="0"/>
+      </w:pPr>
+      <w:r>
+        <w:t xml:space="preserve">     A. 50 miles per hour</w:t>
+      </w:r>
+    </w:p>
+    <w:p>
+      <w:pPr>
+        <w:spacing w:after="40" w:before="0"/>
+      </w:pPr>
+      <w:r>
+        <w:t xml:space="preserve">     B. 45 miles per hour</w:t>
+      </w:r>
+    </w:p>
+    <w:p>
+      <w:pPr>
+        <w:spacing w:after="40" w:before="0"/>
+      </w:pPr>
+      <w:r>
+        <w:t xml:space="preserve">     C. 153 miles per hour</w:t>
+      </w:r>
+    </w:p>
+    <w:p>
+      <w:pPr>
+        <w:spacing w:after="40" w:before="0"/>
+      </w:pPr>
+      <w:r>
+        <w:t xml:space="preserve">     D. 30 miles per hour</w:t>
       </w:r>
     </w:p>
     <w:p>
@@ -1224,39 +1250,39 @@
           <w:b/>
           <w:bCs/>
         </w:rPr>
-        <w:t xml:space="preserve">10. A worker earns $54 for 6 hours. At the same rate, how much for 9 hours?</w:t>
-      </w:r>
-    </w:p>
-    <w:p>
-      <w:pPr>
-        <w:spacing w:after="40" w:before="0"/>
-      </w:pPr>
-      <w:r>
-        <w:t xml:space="preserve">     A. $81</w:t>
-      </w:r>
-    </w:p>
-    <w:p>
-      <w:pPr>
-        <w:spacing w:after="40" w:before="0"/>
-      </w:pPr>
-      <w:r>
-        <w:t xml:space="preserve">     B. $72</w:t>
-      </w:r>
-    </w:p>
-    <w:p>
-      <w:pPr>
-        <w:spacing w:after="40" w:before="0"/>
-      </w:pPr>
-      <w:r>
-        <w:t xml:space="preserve">     C. $90</w:t>
-      </w:r>
-    </w:p>
-    <w:p>
-      <w:pPr>
-        <w:spacing w:after="40" w:before="0"/>
-      </w:pPr>
-      <w:r>
-        <w:t xml:space="preserve">     D. $60</w:t>
+        <w:t xml:space="preserve">10. The ticket counter sells redemption tickets two ways: 8 tickets for $2.00 or 15 tickets for $3.00. Which costs less per ticket?</w:t>
+      </w:r>
+    </w:p>
+    <w:p>
+      <w:pPr>
+        <w:spacing w:after="40" w:before="0"/>
+      </w:pPr>
+      <w:r>
+        <w:t xml:space="preserve">     A. 15 tickets for $3.00 — $0.20 each</w:t>
+      </w:r>
+    </w:p>
+    <w:p>
+      <w:pPr>
+        <w:spacing w:after="40" w:before="0"/>
+      </w:pPr>
+      <w:r>
+        <w:t xml:space="preserve">     B. 8 tickets for $2.00 — $0.25 each</w:t>
+      </w:r>
+    </w:p>
+    <w:p>
+      <w:pPr>
+        <w:spacing w:after="40" w:before="0"/>
+      </w:pPr>
+      <w:r>
+        <w:t xml:space="preserve">     C. They cost the same per ticket</w:t>
+      </w:r>
+    </w:p>
+    <w:p>
+      <w:pPr>
+        <w:spacing w:after="40" w:before="0"/>
+      </w:pPr>
+      <w:r>
+        <w:t xml:space="preserve">     D. Cannot determine</w:t>
       </w:r>
     </w:p>
     <w:p>
@@ -1302,10 +1328,22 @@
     </w:p>
     <w:p>
       <w:pPr>
+        <w:spacing w:after="20" w:before="0"/>
+      </w:pPr>
+      <w:r>
+        <w:t xml:space="preserve">     $4.50 ÷ 6 = $0.75 each. $8.00 ÷ 10 = $0.80 each. $0.75 &lt; $0.80, so 6 for $4.50 is the better buy.</w:t>
+      </w:r>
+    </w:p>
+    <w:p>
+      <w:pPr>
         <w:spacing w:after="80" w:before="0"/>
       </w:pPr>
       <w:r>
-        <w:t xml:space="preserve">     $4.50 ÷ 6 = $0.75 each. $8.00 ÷ 10 = $0.80 each. $0.75 &lt; $0.80, so 6 for $4.50 is the better buy.</w:t>
+        <w:rPr>
+          <w:i/>
+          <w:iCs/>
+        </w:rPr>
+        <w:t xml:space="preserve">     Watch for: A common mistake in Solve Problems with Unit Rates is skipping the key idea: "Divide the price by the number of items to get the cost per unit. The lower cost per unit is the better buy." — always check your work against this rule before you submit.</w:t>
       </w:r>
     </w:p>
     <w:p>
@@ -1322,10 +1360,22 @@
     </w:p>
     <w:p>
       <w:pPr>
+        <w:spacing w:after="20" w:before="0"/>
+      </w:pPr>
+      <w:r>
+        <w:t xml:space="preserve">     15 ÷ 5 = 3 ounces per minute.</w:t>
+      </w:r>
+    </w:p>
+    <w:p>
+      <w:pPr>
         <w:spacing w:after="80" w:before="0"/>
       </w:pPr>
       <w:r>
-        <w:t xml:space="preserve">     15 ÷ 5 = 3 ounces per minute.</w:t>
+        <w:rPr>
+          <w:i/>
+          <w:iCs/>
+        </w:rPr>
+        <w:t xml:space="preserve">     Watch for: A common mistake in Solve Problems with Unit Rates is skipping the key idea: "Divide the price by the number of items to get the cost per unit. The lower cost per unit is the better buy." — always check your work against this rule before you submit.</w:t>
       </w:r>
     </w:p>
     <w:p>
@@ -1394,10 +1444,22 @@
     </w:p>
     <w:p>
       <w:pPr>
+        <w:spacing w:after="20" w:before="0"/>
+      </w:pPr>
+      <w:r>
+        <w:t xml:space="preserve">     Unit rate: 24 ÷ 3 = 8 tokens per minute. In 10 minutes: 8 × 10 = 80 tokens.</w:t>
+      </w:r>
+    </w:p>
+    <w:p>
+      <w:pPr>
         <w:spacing w:after="80" w:before="0"/>
       </w:pPr>
       <w:r>
-        <w:t xml:space="preserve">     Unit rate: 24 ÷ 3 = 8 tokens per minute. In 10 minutes: 8 × 10 = 80 tokens.</w:t>
+        <w:rPr>
+          <w:i/>
+          <w:iCs/>
+        </w:rPr>
+        <w:t xml:space="preserve">     Watch for: A common mistake in Solve Problems with Unit Rates is skipping the key idea: "Divide the price by the number of items to get the cost per unit. The lower cost per unit is the better buy." — always check your work against this rule before you submit.</w:t>
       </w:r>
     </w:p>
     <w:p>
@@ -1458,22 +1520,70 @@
     </w:p>
     <w:p>
       <w:pPr>
+        <w:spacing w:after="20" w:before="0"/>
+      </w:pPr>
+      <w:r>
+        <w:t xml:space="preserve">     Unit rate: 360 ÷ 8 = 45 widgets per hour. In 12 hours: 45 × 12 = 540 widgets.</w:t>
+      </w:r>
+    </w:p>
+    <w:p>
+      <w:pPr>
         <w:spacing w:after="80" w:before="0"/>
       </w:pPr>
       <w:r>
-        <w:t xml:space="preserve">     Unit rate: 360 ÷ 8 = 45 widgets per hour. In 12 hours: 45 × 12 = 540 widgets.</w:t>
-      </w:r>
-    </w:p>
-    <w:p>
-      <w:pPr>
-        <w:spacing w:after="40" w:before="0"/>
-      </w:pPr>
-      <w:r>
-        <w:rPr>
-          <w:b/>
-          <w:bCs/>
-        </w:rPr>
-        <w:t xml:space="preserve">7. A. $1.50</w:t>
+        <w:rPr>
+          <w:i/>
+          <w:iCs/>
+        </w:rPr>
+        <w:t xml:space="preserve">     Watch for: A common mistake in Solve Problems with Unit Rates is skipping the key idea: "Divide the price by the number of items to get the cost per unit. The lower cost per unit is the better buy." — always check your work against this rule before you submit.</w:t>
+      </w:r>
+    </w:p>
+    <w:p>
+      <w:pPr>
+        <w:spacing w:after="40" w:before="0"/>
+      </w:pPr>
+      <w:r>
+        <w:rPr>
+          <w:b/>
+          <w:bCs/>
+        </w:rPr>
+        <w:t xml:space="preserve">7. onLevel — Spot the Common Mistake</w:t>
+      </w:r>
+    </w:p>
+    <w:p>
+      <w:pPr>
+        <w:spacing w:after="20" w:before="0"/>
+      </w:pPr>
+      <w:r>
+        <w:t xml:space="preserve">     The mistake is in Step 2.</w:t>
+      </w:r>
+    </w:p>
+    <w:p>
+      <w:pPr>
+        <w:spacing w:after="20" w:before="0"/>
+      </w:pPr>
+      <w:r>
+        <w:t xml:space="preserve">     Correct work: Follow the key idea: Divide the price by the number of items to get the cost per unit. The lower cost per unit is the better buy.</w:t>
+      </w:r>
+    </w:p>
+    <w:p>
+      <w:pPr>
+        <w:spacing w:after="40" w:before="0"/>
+      </w:pPr>
+      <w:r>
+        <w:rPr>
+          <w:b/>
+          <w:bCs/>
+        </w:rPr>
+        <w:t xml:space="preserve">8. A. 20 oz for $4.00 — $0.20 per oz</w:t>
+      </w:r>
+    </w:p>
+    <w:p>
+      <w:pPr>
+        <w:spacing w:after="20" w:before="0"/>
+      </w:pPr>
+      <w:r>
+        <w:t xml:space="preserve">     12 oz: $3.00 ÷ 12 = $0.25 per oz. 20 oz: $4.00 ÷ 20 = $0.20 per oz. $0.20 &lt; $0.25, so 20 oz for $4.00 is the better buy.</w:t>
       </w:r>
     </w:p>
     <w:p>
@@ -1481,19 +1591,31 @@
         <w:spacing w:after="80" w:before="0"/>
       </w:pPr>
       <w:r>
-        <w:t xml:space="preserve">     3 ÷ 2 = $1.50 per pound.</w:t>
-      </w:r>
-    </w:p>
-    <w:p>
-      <w:pPr>
-        <w:spacing w:after="40" w:before="0"/>
-      </w:pPr>
-      <w:r>
-        <w:rPr>
-          <w:b/>
-          <w:bCs/>
-        </w:rPr>
-        <w:t xml:space="preserve">8. A. 15</w:t>
+        <w:rPr>
+          <w:i/>
+          <w:iCs/>
+        </w:rPr>
+        <w:t xml:space="preserve">     Watch for: A common mistake in Solve Problems with Unit Rates is skipping the key idea: "Divide the price by the number of items to get the cost per unit. The lower cost per unit is the better buy." — always check your work against this rule before you submit.</w:t>
+      </w:r>
+    </w:p>
+    <w:p>
+      <w:pPr>
+        <w:spacing w:after="40" w:before="0"/>
+      </w:pPr>
+      <w:r>
+        <w:rPr>
+          <w:b/>
+          <w:bCs/>
+        </w:rPr>
+        <w:t xml:space="preserve">9. A. 50 miles per hour</w:t>
+      </w:r>
+    </w:p>
+    <w:p>
+      <w:pPr>
+        <w:spacing w:after="20" w:before="0"/>
+      </w:pPr>
+      <w:r>
+        <w:t xml:space="preserve">     150 ÷ 3 = 50 miles per hour.</w:t>
       </w:r>
     </w:p>
     <w:p>
@@ -1501,19 +1623,31 @@
         <w:spacing w:after="80" w:before="0"/>
       </w:pPr>
       <w:r>
-        <w:t xml:space="preserve">     90 ÷ 6 = 15 pages per minute.</w:t>
-      </w:r>
-    </w:p>
-    <w:p>
-      <w:pPr>
-        <w:spacing w:after="40" w:before="0"/>
-      </w:pPr>
-      <w:r>
-        <w:rPr>
-          <w:b/>
-          <w:bCs/>
-        </w:rPr>
-        <w:t xml:space="preserve">9. A. 220 miles</w:t>
+        <w:rPr>
+          <w:i/>
+          <w:iCs/>
+        </w:rPr>
+        <w:t xml:space="preserve">     Watch for: A common mistake in Solve Problems with Unit Rates is skipping the key idea: "Divide the price by the number of items to get the cost per unit. The lower cost per unit is the better buy." — always check your work against this rule before you submit.</w:t>
+      </w:r>
+    </w:p>
+    <w:p>
+      <w:pPr>
+        <w:spacing w:after="40" w:before="0"/>
+      </w:pPr>
+      <w:r>
+        <w:rPr>
+          <w:b/>
+          <w:bCs/>
+        </w:rPr>
+        <w:t xml:space="preserve">10. A. 15 tickets for $3.00 — $0.20 each</w:t>
+      </w:r>
+    </w:p>
+    <w:p>
+      <w:pPr>
+        <w:spacing w:after="20" w:before="0"/>
+      </w:pPr>
+      <w:r>
+        <w:t xml:space="preserve">     8 for $2.00: $2.00 ÷ 8 = $0.25 each. 15 for $3.00: $3.00 ÷ 15 = $0.20 each. $0.20 &lt; $0.25, so 15 for $3.00 is cheaper per ticket.</w:t>
       </w:r>
     </w:p>
     <w:p>
@@ -1521,27 +1655,11 @@
         <w:spacing w:after="80" w:before="0"/>
       </w:pPr>
       <w:r>
-        <w:t xml:space="preserve">     55 × 4 = 220 miles.</w:t>
-      </w:r>
-    </w:p>
-    <w:p>
-      <w:pPr>
-        <w:spacing w:after="40" w:before="0"/>
-      </w:pPr>
-      <w:r>
-        <w:rPr>
-          <w:b/>
-          <w:bCs/>
-        </w:rPr>
-        <w:t xml:space="preserve">10. A. $81</w:t>
-      </w:r>
-    </w:p>
-    <w:p>
-      <w:pPr>
-        <w:spacing w:after="80" w:before="0"/>
-      </w:pPr>
-      <w:r>
-        <w:t xml:space="preserve">     $54 ÷ 6 = $9 per hour; 9 × $9 = $81.</w:t>
+        <w:rPr>
+          <w:i/>
+          <w:iCs/>
+        </w:rPr>
+        <w:t xml:space="preserve">     Watch for: A common mistake in Solve Problems with Unit Rates is skipping the key idea: "Divide the price by the number of items to get the cost per unit. The lower cost per unit is the better buy." — always check your work against this rule before you submit.</w:t>
       </w:r>
     </w:p>
     <w:sectPr>

--- a/lessons/4-7/homework.docx
+++ b/lessons/4-7/homework.docx
@@ -1067,23 +1067,23 @@
         <w:spacing w:after="40" w:before="0"/>
       </w:pPr>
       <w:r>
-        <w:t xml:space="preserve">   Step 1 (Read): A student is working on Solve Problems with Unit Rates.</w:t>
-      </w:r>
-    </w:p>
-    <w:p>
-      <w:pPr>
-        <w:spacing w:after="40" w:before="0"/>
-      </w:pPr>
-      <w:r>
-        <w:t xml:space="preserve">   Step 2 (Attempt): They ignored the rule: Divide the price by the number of items to get the cost per unit. The lower cost per unit is the better buy.</w:t>
-      </w:r>
-    </w:p>
-    <w:p>
-      <w:pPr>
-        <w:spacing w:after="40" w:before="0"/>
-      </w:pPr>
-      <w:r>
-        <w:t xml:space="preserve">   Step 3 (Check): The answer does not match the math rule from class.</w:t>
+        <w:t xml:space="preserve">   Step 1 (Read): A vending machine dispenses 24 tokens in 3 minutes. How many tokens per minute is that?</w:t>
+      </w:r>
+    </w:p>
+    <w:p>
+      <w:pPr>
+        <w:spacing w:after="40" w:before="0"/>
+      </w:pPr>
+      <w:r>
+        <w:t xml:space="preserve">   Step 2 (Attempt): A student writes: 3 ÷ 24 = 0.125, so the machine dispenses 0.125 tokens per minute.</w:t>
+      </w:r>
+    </w:p>
+    <w:p>
+      <w:pPr>
+        <w:spacing w:after="40" w:before="0"/>
+      </w:pPr>
+      <w:r>
+        <w:t xml:space="preserve">   Step 3 (Check): The student divided minutes by tokens, which gives minutes per token, not tokens per minute.</w:t>
       </w:r>
     </w:p>
     <w:p>
@@ -1343,7 +1343,7 @@
           <w:i/>
           <w:iCs/>
         </w:rPr>
-        <w:t xml:space="preserve">     Watch for: A common mistake in Solve Problems with Unit Rates is skipping the key idea: "Divide the price by the number of items to get the cost per unit. The lower cost per unit is the better buy." — always check your work against this rule before you submit.</w:t>
+        <w:t xml:space="preserve">     Watch for: A common mistake in Solve Problems with Unit Rates is comparing the total prices instead of the cost per item — the deal with the smaller total can still cost more per unit. Always reduce each option to its unit rate before you decide, then pick the lower one.</w:t>
       </w:r>
     </w:p>
     <w:p>
@@ -1375,7 +1375,7 @@
           <w:i/>
           <w:iCs/>
         </w:rPr>
-        <w:t xml:space="preserve">     Watch for: A common mistake in Solve Problems with Unit Rates is skipping the key idea: "Divide the price by the number of items to get the cost per unit. The lower cost per unit is the better buy." — always check your work against this rule before you submit.</w:t>
+        <w:t xml:space="preserve">     Watch for: A common mistake in Solve Problems with Unit Rates is comparing the total prices instead of the cost per item — the deal with the smaller total can still cost more per unit. Always reduce each option to its unit rate before you decide, then pick the lower one.</w:t>
       </w:r>
     </w:p>
     <w:p>
@@ -1459,7 +1459,7 @@
           <w:i/>
           <w:iCs/>
         </w:rPr>
-        <w:t xml:space="preserve">     Watch for: A common mistake in Solve Problems with Unit Rates is skipping the key idea: "Divide the price by the number of items to get the cost per unit. The lower cost per unit is the better buy." — always check your work against this rule before you submit.</w:t>
+        <w:t xml:space="preserve">     Watch for: A common mistake in Solve Problems with Unit Rates is comparing the total prices instead of the cost per item — the deal with the smaller total can still cost more per unit. Always reduce each option to its unit rate before you decide, then pick the lower one.</w:t>
       </w:r>
     </w:p>
     <w:p>
@@ -1535,7 +1535,7 @@
           <w:i/>
           <w:iCs/>
         </w:rPr>
-        <w:t xml:space="preserve">     Watch for: A common mistake in Solve Problems with Unit Rates is skipping the key idea: "Divide the price by the number of items to get the cost per unit. The lower cost per unit is the better buy." — always check your work against this rule before you submit.</w:t>
+        <w:t xml:space="preserve">     Watch for: A common mistake in Solve Problems with Unit Rates is comparing the total prices instead of the cost per item — the deal with the smaller total can still cost more per unit. Always reduce each option to its unit rate before you decide, then pick the lower one.</w:t>
       </w:r>
     </w:p>
     <w:p>
@@ -1563,7 +1563,7 @@
         <w:spacing w:after="20" w:before="0"/>
       </w:pPr>
       <w:r>
-        <w:t xml:space="preserve">     Correct work: Follow the key idea: Divide the price by the number of items to get the cost per unit. The lower cost per unit is the better buy.</w:t>
+        <w:t xml:space="preserve">     Correct work: For tokens per minute, divide the tokens by the minutes: 24 ÷ 3 = 8 tokens per minute. The student divided in the wrong order, so they got the rate upside down.</w:t>
       </w:r>
     </w:p>
     <w:p>
@@ -1595,7 +1595,7 @@
           <w:i/>
           <w:iCs/>
         </w:rPr>
-        <w:t xml:space="preserve">     Watch for: A common mistake in Solve Problems with Unit Rates is skipping the key idea: "Divide the price by the number of items to get the cost per unit. The lower cost per unit is the better buy." — always check your work against this rule before you submit.</w:t>
+        <w:t xml:space="preserve">     Watch for: A common mistake in Solve Problems with Unit Rates is comparing the total prices instead of the cost per item — the deal with the smaller total can still cost more per unit. Always reduce each option to its unit rate before you decide, then pick the lower one.</w:t>
       </w:r>
     </w:p>
     <w:p>
@@ -1627,7 +1627,7 @@
           <w:i/>
           <w:iCs/>
         </w:rPr>
-        <w:t xml:space="preserve">     Watch for: A common mistake in Solve Problems with Unit Rates is skipping the key idea: "Divide the price by the number of items to get the cost per unit. The lower cost per unit is the better buy." — always check your work against this rule before you submit.</w:t>
+        <w:t xml:space="preserve">     Watch for: A common mistake in Solve Problems with Unit Rates is comparing the total prices instead of the cost per item — the deal with the smaller total can still cost more per unit. Always reduce each option to its unit rate before you decide, then pick the lower one.</w:t>
       </w:r>
     </w:p>
     <w:p>
@@ -1659,7 +1659,7 @@
           <w:i/>
           <w:iCs/>
         </w:rPr>
-        <w:t xml:space="preserve">     Watch for: A common mistake in Solve Problems with Unit Rates is skipping the key idea: "Divide the price by the number of items to get the cost per unit. The lower cost per unit is the better buy." — always check your work against this rule before you submit.</w:t>
+        <w:t xml:space="preserve">     Watch for: A common mistake in Solve Problems with Unit Rates is comparing the total prices instead of the cost per item — the deal with the smaller total can still cost more per unit. Always reduce each option to its unit rate before you decide, then pick the lower one.</w:t>
       </w:r>
     </w:p>
     <w:sectPr>
